--- a/pr-preview/pr-95/Your-Book-Title-tracked-changes.docx
+++ b/pr-preview/pr-95/Your-Book-Title-tracked-changes.docx
@@ -2400,7 +2400,7 @@
       </w:ins>
       <w:ins w:id="20" w:author="PR Preview" w:date="2026-01-01T00:00:00Z">
         <w:r>
-          <w:t xml:space="preserve">56d7661</w:t>
+          <w:t xml:space="preserve">53bd7d6</w:t>
         </w:r>
       </w:ins>
     </w:p>
@@ -2428,7 +2428,7 @@
       </w:ins>
       <w:ins w:id="23" w:author="PR Preview" w:date="2026-01-01T00:00:00Z">
         <w:r>
-          <w:t xml:space="preserve">56d7661b82c84eeb482e029a4b8f906a70f96eba</w:t>
+          <w:t xml:space="preserve">53bd7d69edf31d124eebd68b97b5876335642ee9</w:t>
         </w:r>
       </w:ins>
     </w:p>
@@ -2456,7 +2456,7 @@
       </w:ins>
       <w:ins w:id="26" w:author="PR Preview" w:date="2026-01-01T00:00:00Z">
         <w:r>
-          <w:t xml:space="preserve">2026-10-22 15:24:17 -0700</w:t>
+          <w:t xml:space="preserve">2026-10-22 22:29:50 +0000</w:t>
         </w:r>
       </w:ins>
     </w:p>

--- a/pr-preview/pr-95/Your-Book-Title-tracked-changes.docx
+++ b/pr-preview/pr-95/Your-Book-Title-tracked-changes.docx
@@ -34,7 +34,7 @@
       </w:pPr>
       <w:ins w:id="2" w:author="PR Preview" w:date="2026-01-01T00:00:00Z">
         <w:r>
-          <w:t xml:space="preserve">Last updated: 2026-10-22</w:t>
+          <w:t xml:space="preserve">Last updated: 2026-10-23</w:t>
         </w:r>
       </w:ins>
     </w:p>
@@ -2400,7 +2400,7 @@
       </w:ins>
       <w:ins w:id="20" w:author="PR Preview" w:date="2026-01-01T00:00:00Z">
         <w:r>
-          <w:t xml:space="preserve">53bd7d6</w:t>
+          <w:t xml:space="preserve">4243c7b</w:t>
         </w:r>
       </w:ins>
     </w:p>
@@ -2428,7 +2428,7 @@
       </w:ins>
       <w:ins w:id="23" w:author="PR Preview" w:date="2026-01-01T00:00:00Z">
         <w:r>
-          <w:t xml:space="preserve">53bd7d69edf31d124eebd68b97b5876335642ee9</w:t>
+          <w:t xml:space="preserve">4243c7beb20630da91fab84cfb95715adda27725</w:t>
         </w:r>
       </w:ins>
     </w:p>
@@ -2456,7 +2456,7 @@
       </w:ins>
       <w:ins w:id="26" w:author="PR Preview" w:date="2026-01-01T00:00:00Z">
         <w:r>
-          <w:t xml:space="preserve">2026-10-22 22:29:50 +0000</w:t>
+          <w:t xml:space="preserve">2026-10-23 01:36:35 +0000</w:t>
         </w:r>
       </w:ins>
     </w:p>
